--- a/extras/localcoder/docs/LocalCoder_仕様書.docx
+++ b/extras/localcoder/docs/LocalCoder_仕様書.docx
@@ -7234,7 +7234,7 @@
               <w:spacing w:after="40" w:line="280"/>
             </w:pPr>
             <w:r>
-              <w:t xml:space="preserve">自動試験 (Linux) で USB からの導入・取得の拒否・モデルの限定。PyInstaller の部品選びは PyPI 実物で pip と一致</w:t>
+              <w:t xml:space="preserve">自動試験 (Linux): USB の作成 (llama.cpp・モデル・導入器の配布元は試験用の偽物) → USB からの導入・取得の拒否・モデルの限定。PyInstaller の部品は PyPI の実物を取得し、pip がネット無しで Windows・Python 3.12 用に入れられることを確認</w:t>
             </w:r>
           </w:p>
         </w:tc>
